--- a/CV/Archive/Graphics Programmer/Jinda Li_Graphics Developer_CV 2025.docx
+++ b/CV/Archive/Graphics Programmer/Jinda Li_Graphics Developer_CV 2025.docx
@@ -113,7 +113,7 @@
         </w:tabs>
         <w:ind w:rightChars="-964" w:right="-2121" w:firstLineChars="100" w:firstLine="560"/>
         <w:rPr>
-          <w:rFonts w:eastAsiaTheme="minorEastAsia" w:hint="eastAsia"/>
+          <w:rFonts w:eastAsiaTheme="minorEastAsia"/>
           <w:b/>
           <w:bCs/>
           <w:sz w:val="48"/>
@@ -147,17 +147,6 @@
           <w:lang w:eastAsia="zh-CN"/>
         </w:rPr>
         <w:t xml:space="preserve"> </w:t>
-      </w:r>
-      <w:r>
-        <w:rPr>
-          <w:rFonts w:eastAsiaTheme="minorEastAsia" w:hint="eastAsia"/>
-          <w:b/>
-          <w:bCs/>
-          <w:sz w:val="48"/>
-          <w:szCs w:val="48"/>
-          <w:lang w:eastAsia="zh-CN"/>
-        </w:rPr>
-        <w:t>Graphics Programmer</w:t>
       </w:r>
     </w:p>
     <w:p>
@@ -223,7 +212,7 @@
                             </w:r>
                             <w:r>
                               <w:rPr>
-                                <w:rStyle w:val="Hyperlink"/>
+                                <w:rStyle w:val="a6"/>
                                 <w:rFonts w:eastAsiaTheme="minorEastAsia" w:cs="Times New Roman"/>
                                 <w:w w:val="120"/>
                                 <w:sz w:val="24"/>
@@ -240,7 +229,7 @@
                               <w:spacing w:before="2"/>
                               <w:ind w:right="644" w:firstLine="116"/>
                               <w:rPr>
-                                <w:rStyle w:val="Hyperlink"/>
+                                <w:rStyle w:val="a6"/>
                                 <w:rFonts w:eastAsiaTheme="minorEastAsia" w:cs="Times New Roman"/>
                                 <w:w w:val="120"/>
                                 <w:sz w:val="24"/>
@@ -250,7 +239,7 @@
                             <w:hyperlink r:id="rId9" w:history="1">
                               <w:r>
                                 <w:rPr>
-                                  <w:rStyle w:val="Hyperlink"/>
+                                  <w:rStyle w:val="a6"/>
                                   <w:rFonts w:eastAsiaTheme="minorEastAsia" w:cs="Times New Roman"/>
                                   <w:w w:val="120"/>
                                   <w:sz w:val="24"/>
@@ -275,7 +264,7 @@
                             <w:hyperlink r:id="rId10" w:history="1">
                               <w:r>
                                 <w:rPr>
-                                  <w:rStyle w:val="Hyperlink"/>
+                                  <w:rStyle w:val="a6"/>
                                   <w:rFonts w:eastAsiaTheme="minorEastAsia" w:cs="Times New Roman"/>
                                   <w:w w:val="120"/>
                                   <w:sz w:val="24"/>
@@ -337,7 +326,7 @@
                       </w:r>
                       <w:r>
                         <w:rPr>
-                          <w:rStyle w:val="Hyperlink"/>
+                          <w:rStyle w:val="a6"/>
                           <w:rFonts w:eastAsiaTheme="minorEastAsia" w:cs="Times New Roman"/>
                           <w:w w:val="120"/>
                           <w:sz w:val="24"/>
@@ -354,7 +343,7 @@
                         <w:spacing w:before="2"/>
                         <w:ind w:right="644" w:firstLine="116"/>
                         <w:rPr>
-                          <w:rStyle w:val="Hyperlink"/>
+                          <w:rStyle w:val="a6"/>
                           <w:rFonts w:eastAsiaTheme="minorEastAsia" w:cs="Times New Roman"/>
                           <w:w w:val="120"/>
                           <w:sz w:val="24"/>
@@ -364,7 +353,7 @@
                       <w:hyperlink r:id="rId11" w:history="1">
                         <w:r>
                           <w:rPr>
-                            <w:rStyle w:val="Hyperlink"/>
+                            <w:rStyle w:val="a6"/>
                             <w:rFonts w:eastAsiaTheme="minorEastAsia" w:cs="Times New Roman"/>
                             <w:w w:val="120"/>
                             <w:sz w:val="24"/>
@@ -389,7 +378,7 @@
                       <w:hyperlink r:id="rId12" w:history="1">
                         <w:r>
                           <w:rPr>
-                            <w:rStyle w:val="Hyperlink"/>
+                            <w:rStyle w:val="a6"/>
                             <w:rFonts w:eastAsiaTheme="minorEastAsia" w:cs="Times New Roman"/>
                             <w:w w:val="120"/>
                             <w:sz w:val="24"/>
@@ -990,7 +979,7 @@
     </w:p>
     <w:p>
       <w:pPr>
-        <w:pStyle w:val="ListParagraph"/>
+        <w:pStyle w:val="a5"/>
         <w:numPr>
           <w:ilvl w:val="0"/>
           <w:numId w:val="12"/>
@@ -1071,7 +1060,7 @@
     </w:p>
     <w:p>
       <w:pPr>
-        <w:pStyle w:val="ListParagraph"/>
+        <w:pStyle w:val="a5"/>
         <w:numPr>
           <w:ilvl w:val="0"/>
           <w:numId w:val="12"/>
@@ -1115,7 +1104,7 @@
       <w:pPr>
         <w:ind w:left="420" w:rightChars="199" w:right="438" w:firstLine="420"/>
         <w:rPr>
-          <w:rFonts w:eastAsiaTheme="minorEastAsia" w:hint="eastAsia"/>
+          <w:rFonts w:eastAsiaTheme="minorEastAsia"/>
           <w:lang w:eastAsia="zh-CN"/>
         </w:rPr>
       </w:pPr>
@@ -1146,55 +1135,55 @@
       <w:pPr>
         <w:spacing w:line="240" w:lineRule="atLeast"/>
         <w:rPr>
+          <w:rFonts w:eastAsiaTheme="minorEastAsia"/>
+          <w:b/>
+          <w:bCs/>
+          <w:color w:val="808080" w:themeColor="background1" w:themeShade="80"/>
+          <w:lang w:eastAsia="zh-CN"/>
+        </w:rPr>
+      </w:pPr>
+      <w:r>
+        <w:rPr>
+          <w:rFonts w:eastAsiaTheme="minorEastAsia"/>
+          <w:b/>
+          <w:bCs/>
+          <w:color w:val="808080" w:themeColor="background1" w:themeShade="80"/>
+          <w:lang w:eastAsia="zh-CN"/>
+        </w:rPr>
+        <w:tab/>
+      </w:r>
+      <w:r>
+        <w:rPr>
+          <w:rFonts w:eastAsiaTheme="minorEastAsia"/>
+          <w:b/>
+          <w:bCs/>
+          <w:color w:val="808080" w:themeColor="background1" w:themeShade="80"/>
+          <w:lang w:eastAsia="zh-CN"/>
+        </w:rPr>
+        <w:tab/>
+      </w:r>
+      <w:r>
+        <w:rPr>
+          <w:rFonts w:eastAsiaTheme="minorEastAsia" w:hint="eastAsia"/>
+          <w:color w:val="808080" w:themeColor="background1" w:themeShade="80"/>
+          <w:lang w:eastAsia="zh-CN"/>
+        </w:rPr>
+        <w:t>Check images and details</w:t>
+      </w:r>
+      <w:r>
+        <w:rPr>
           <w:rFonts w:eastAsiaTheme="minorEastAsia" w:hint="eastAsia"/>
           <w:b/>
           <w:bCs/>
           <w:color w:val="808080" w:themeColor="background1" w:themeShade="80"/>
           <w:lang w:eastAsia="zh-CN"/>
         </w:rPr>
-      </w:pPr>
-      <w:r>
-        <w:rPr>
-          <w:rFonts w:eastAsiaTheme="minorEastAsia"/>
-          <w:b/>
-          <w:bCs/>
-          <w:color w:val="808080" w:themeColor="background1" w:themeShade="80"/>
-          <w:lang w:eastAsia="zh-CN"/>
-        </w:rPr>
-        <w:tab/>
-      </w:r>
-      <w:r>
-        <w:rPr>
-          <w:rFonts w:eastAsiaTheme="minorEastAsia"/>
-          <w:b/>
-          <w:bCs/>
-          <w:color w:val="808080" w:themeColor="background1" w:themeShade="80"/>
-          <w:lang w:eastAsia="zh-CN"/>
-        </w:rPr>
-        <w:tab/>
-      </w:r>
-      <w:r>
-        <w:rPr>
-          <w:rFonts w:eastAsiaTheme="minorEastAsia" w:hint="eastAsia"/>
-          <w:color w:val="808080" w:themeColor="background1" w:themeShade="80"/>
-          <w:lang w:eastAsia="zh-CN"/>
-        </w:rPr>
-        <w:t>Check images and details</w:t>
-      </w:r>
-      <w:r>
-        <w:rPr>
-          <w:rFonts w:eastAsiaTheme="minorEastAsia" w:hint="eastAsia"/>
-          <w:b/>
-          <w:bCs/>
-          <w:color w:val="808080" w:themeColor="background1" w:themeShade="80"/>
-          <w:lang w:eastAsia="zh-CN"/>
-        </w:rPr>
         <w:t xml:space="preserve"> </w:t>
       </w:r>
       <w:hyperlink r:id="rId17" w:history="1">
         <w:r>
           <w:rPr>
-            <w:rStyle w:val="Hyperlink"/>
+            <w:rStyle w:val="a6"/>
             <w:rFonts w:eastAsiaTheme="minorEastAsia"/>
             <w:b/>
             <w:bCs/>
@@ -1206,7 +1195,7 @@
     </w:p>
     <w:p>
       <w:pPr>
-        <w:pStyle w:val="ListParagraph"/>
+        <w:pStyle w:val="a5"/>
         <w:numPr>
           <w:ilvl w:val="0"/>
           <w:numId w:val="12"/>
@@ -1300,7 +1289,7 @@
     </w:p>
     <w:p>
       <w:pPr>
-        <w:pStyle w:val="ListParagraph"/>
+        <w:pStyle w:val="a5"/>
         <w:numPr>
           <w:ilvl w:val="0"/>
           <w:numId w:val="12"/>
@@ -1648,7 +1637,7 @@
           <w:lang w:eastAsia="zh-CN"/>
         </w:rPr>
         <w:drawing>
-          <wp:anchor distT="0" distB="0" distL="114300" distR="114300" simplePos="0" relativeHeight="251782144" behindDoc="0" locked="0" layoutInCell="1" allowOverlap="1" wp14:anchorId="17107A07" wp14:editId="432DE984">
+          <wp:anchor distT="0" distB="0" distL="114300" distR="114300" simplePos="0" relativeHeight="251782144" behindDoc="0" locked="0" layoutInCell="1" allowOverlap="1" wp14:anchorId="17107A07" wp14:editId="140C0F30">
             <wp:simplePos x="0" y="0"/>
             <wp:positionH relativeFrom="column">
               <wp:posOffset>487846</wp:posOffset>
@@ -3135,7 +3124,7 @@
                         <w:txbxContent>
                           <w:tbl>
                             <w:tblPr>
-                              <w:tblStyle w:val="TableGrid"/>
+                              <w:tblStyle w:val="ad"/>
                               <w:tblW w:w="5104" w:type="dxa"/>
                               <w:tblInd w:w="-147" w:type="dxa"/>
                               <w:tblBorders>
@@ -3809,7 +3798,7 @@
                   <w:txbxContent>
                     <w:tbl>
                       <w:tblPr>
-                        <w:tblStyle w:val="TableGrid"/>
+                        <w:tblStyle w:val="ad"/>
                         <w:tblW w:w="5104" w:type="dxa"/>
                         <w:tblInd w:w="-147" w:type="dxa"/>
                         <w:tblBorders>
@@ -4508,7 +4497,7 @@
                         <w:txbxContent>
                           <w:tbl>
                             <w:tblPr>
-                              <w:tblStyle w:val="TableGrid"/>
+                              <w:tblStyle w:val="ad"/>
                               <w:tblW w:w="0" w:type="auto"/>
                               <w:tblBorders>
                                 <w:top w:val="none" w:sz="0" w:space="0" w:color="auto"/>
@@ -5954,7 +5943,7 @@
                   <w:txbxContent>
                     <w:tbl>
                       <w:tblPr>
-                        <w:tblStyle w:val="TableGrid"/>
+                        <w:tblStyle w:val="ad"/>
                         <w:tblW w:w="0" w:type="auto"/>
                         <w:tblBorders>
                           <w:top w:val="none" w:sz="0" w:space="0" w:color="auto"/>
@@ -8620,7 +8609,7 @@
         <w:ind w:left="476" w:hanging="360"/>
       </w:pPr>
       <w:rPr>
-        <w:rFonts w:ascii="DengXian" w:eastAsia="DengXian" w:hAnsi="DengXian" w:cs="Times New Roman" w:hint="eastAsia"/>
+        <w:rFonts w:ascii="等线" w:eastAsia="等线" w:hAnsi="等线" w:cs="Times New Roman" w:hint="eastAsia"/>
       </w:rPr>
     </w:lvl>
     <w:lvl w:ilvl="1" w:tplc="04090003" w:tentative="1">
@@ -10346,7 +10335,7 @@
     <w:lsdException w:name="Unresolved Mention" w:semiHidden="1" w:unhideWhenUsed="1"/>
     <w:lsdException w:name="Smart Link" w:semiHidden="1" w:unhideWhenUsed="1"/>
   </w:latentStyles>
-  <w:style w:type="paragraph" w:default="1" w:styleId="Normal">
+  <w:style w:type="paragraph" w:default="1" w:styleId="a">
     <w:name w:val="Normal"/>
     <w:qFormat/>
     <w:rsid w:val="00F16550"/>
@@ -10362,10 +10351,10 @@
       <w:lang w:eastAsia="fr-FR" w:bidi="fr-FR"/>
     </w:rPr>
   </w:style>
-  <w:style w:type="paragraph" w:styleId="Heading1">
+  <w:style w:type="paragraph" w:styleId="1">
     <w:name w:val="heading 1"/>
-    <w:basedOn w:val="Normal"/>
-    <w:link w:val="Heading1Char"/>
+    <w:basedOn w:val="a"/>
+    <w:link w:val="10"/>
     <w:uiPriority w:val="9"/>
     <w:qFormat/>
     <w:rsid w:val="00551C71"/>
@@ -10381,10 +10370,10 @@
       <w:szCs w:val="42"/>
     </w:rPr>
   </w:style>
-  <w:style w:type="paragraph" w:styleId="Heading2">
+  <w:style w:type="paragraph" w:styleId="2">
     <w:name w:val="heading 2"/>
-    <w:basedOn w:val="Normal"/>
-    <w:link w:val="Heading2Char"/>
+    <w:basedOn w:val="a"/>
+    <w:link w:val="20"/>
     <w:uiPriority w:val="9"/>
     <w:unhideWhenUsed/>
     <w:qFormat/>
@@ -10402,10 +10391,10 @@
       <w:szCs w:val="24"/>
     </w:rPr>
   </w:style>
-  <w:style w:type="paragraph" w:styleId="Heading3">
+  <w:style w:type="paragraph" w:styleId="3">
     <w:name w:val="heading 3"/>
-    <w:basedOn w:val="Normal"/>
-    <w:link w:val="Heading3Char"/>
+    <w:basedOn w:val="a"/>
+    <w:link w:val="30"/>
     <w:uiPriority w:val="9"/>
     <w:unhideWhenUsed/>
     <w:qFormat/>
@@ -10421,12 +10410,13 @@
       <w:bCs/>
     </w:rPr>
   </w:style>
-  <w:style w:type="character" w:default="1" w:styleId="DefaultParagraphFont">
+  <w:style w:type="character" w:default="1" w:styleId="a0">
     <w:name w:val="Default Paragraph Font"/>
     <w:uiPriority w:val="1"/>
+    <w:semiHidden/>
     <w:unhideWhenUsed/>
   </w:style>
-  <w:style w:type="table" w:default="1" w:styleId="TableNormal">
+  <w:style w:type="table" w:default="1" w:styleId="a1">
     <w:name w:val="Normal Table"/>
     <w:uiPriority w:val="99"/>
     <w:semiHidden/>
@@ -10441,16 +10431,16 @@
       </w:tblCellMar>
     </w:tblPr>
   </w:style>
-  <w:style w:type="numbering" w:default="1" w:styleId="NoList">
+  <w:style w:type="numbering" w:default="1" w:styleId="a2">
     <w:name w:val="No List"/>
     <w:uiPriority w:val="99"/>
     <w:semiHidden/>
     <w:unhideWhenUsed/>
   </w:style>
-  <w:style w:type="character" w:customStyle="1" w:styleId="Heading1Char">
-    <w:name w:val="Heading 1 Char"/>
-    <w:basedOn w:val="DefaultParagraphFont"/>
-    <w:link w:val="Heading1"/>
+  <w:style w:type="character" w:customStyle="1" w:styleId="10">
+    <w:name w:val="标题 1 字符"/>
+    <w:basedOn w:val="a0"/>
+    <w:link w:val="1"/>
     <w:uiPriority w:val="9"/>
     <w:rsid w:val="00551C71"/>
     <w:rPr>
@@ -10463,10 +10453,10 @@
       <w:lang w:val="fr-FR" w:eastAsia="fr-FR" w:bidi="fr-FR"/>
     </w:rPr>
   </w:style>
-  <w:style w:type="character" w:customStyle="1" w:styleId="Heading2Char">
-    <w:name w:val="Heading 2 Char"/>
-    <w:basedOn w:val="DefaultParagraphFont"/>
-    <w:link w:val="Heading2"/>
+  <w:style w:type="character" w:customStyle="1" w:styleId="20">
+    <w:name w:val="标题 2 字符"/>
+    <w:basedOn w:val="a0"/>
+    <w:link w:val="2"/>
     <w:uiPriority w:val="9"/>
     <w:rsid w:val="00551C71"/>
     <w:rPr>
@@ -10479,10 +10469,10 @@
       <w:lang w:val="fr-FR" w:eastAsia="fr-FR" w:bidi="fr-FR"/>
     </w:rPr>
   </w:style>
-  <w:style w:type="character" w:customStyle="1" w:styleId="Heading3Char">
-    <w:name w:val="Heading 3 Char"/>
-    <w:basedOn w:val="DefaultParagraphFont"/>
-    <w:link w:val="Heading3"/>
+  <w:style w:type="character" w:customStyle="1" w:styleId="30">
+    <w:name w:val="标题 3 字符"/>
+    <w:basedOn w:val="a0"/>
+    <w:link w:val="3"/>
     <w:uiPriority w:val="9"/>
     <w:rsid w:val="00551C71"/>
     <w:rPr>
@@ -10494,18 +10484,18 @@
       <w:lang w:val="fr-FR" w:eastAsia="fr-FR" w:bidi="fr-FR"/>
     </w:rPr>
   </w:style>
-  <w:style w:type="paragraph" w:styleId="BodyText">
+  <w:style w:type="paragraph" w:styleId="a3">
     <w:name w:val="Body Text"/>
-    <w:basedOn w:val="Normal"/>
-    <w:link w:val="BodyTextChar"/>
+    <w:basedOn w:val="a"/>
+    <w:link w:val="a4"/>
     <w:uiPriority w:val="1"/>
     <w:qFormat/>
     <w:rsid w:val="00551C71"/>
   </w:style>
-  <w:style w:type="character" w:customStyle="1" w:styleId="BodyTextChar">
-    <w:name w:val="Body Text Char"/>
-    <w:basedOn w:val="DefaultParagraphFont"/>
-    <w:link w:val="BodyText"/>
+  <w:style w:type="character" w:customStyle="1" w:styleId="a4">
+    <w:name w:val="正文文本 字符"/>
+    <w:basedOn w:val="a0"/>
+    <w:link w:val="a3"/>
     <w:uiPriority w:val="1"/>
     <w:rsid w:val="00551C71"/>
     <w:rPr>
@@ -10515,9 +10505,9 @@
       <w:lang w:val="fr-FR" w:eastAsia="fr-FR" w:bidi="fr-FR"/>
     </w:rPr>
   </w:style>
-  <w:style w:type="paragraph" w:styleId="ListParagraph">
+  <w:style w:type="paragraph" w:styleId="a5">
     <w:name w:val="List Paragraph"/>
-    <w:basedOn w:val="Normal"/>
+    <w:basedOn w:val="a"/>
     <w:uiPriority w:val="1"/>
     <w:qFormat/>
     <w:rsid w:val="00551C71"/>
@@ -10525,9 +10515,9 @@
       <w:ind w:left="850" w:hanging="171"/>
     </w:pPr>
   </w:style>
-  <w:style w:type="character" w:styleId="Hyperlink">
+  <w:style w:type="character" w:styleId="a6">
     <w:name w:val="Hyperlink"/>
-    <w:basedOn w:val="DefaultParagraphFont"/>
+    <w:basedOn w:val="a0"/>
     <w:uiPriority w:val="99"/>
     <w:unhideWhenUsed/>
     <w:rsid w:val="00551C71"/>
@@ -10536,9 +10526,9 @@
       <w:u w:val="single"/>
     </w:rPr>
   </w:style>
-  <w:style w:type="character" w:styleId="UnresolvedMention">
+  <w:style w:type="character" w:styleId="a7">
     <w:name w:val="Unresolved Mention"/>
-    <w:basedOn w:val="DefaultParagraphFont"/>
+    <w:basedOn w:val="a0"/>
     <w:uiPriority w:val="99"/>
     <w:semiHidden/>
     <w:unhideWhenUsed/>
@@ -10548,9 +10538,9 @@
       <w:shd w:val="clear" w:color="auto" w:fill="E1DFDD"/>
     </w:rPr>
   </w:style>
-  <w:style w:type="character" w:styleId="FollowedHyperlink">
+  <w:style w:type="character" w:styleId="a8">
     <w:name w:val="FollowedHyperlink"/>
-    <w:basedOn w:val="DefaultParagraphFont"/>
+    <w:basedOn w:val="a0"/>
     <w:uiPriority w:val="99"/>
     <w:semiHidden/>
     <w:unhideWhenUsed/>
@@ -10562,18 +10552,18 @@
   </w:style>
   <w:style w:type="character" w:customStyle="1" w:styleId="color32">
     <w:name w:val="color_32"/>
-    <w:basedOn w:val="DefaultParagraphFont"/>
+    <w:basedOn w:val="a0"/>
     <w:rsid w:val="009234D5"/>
   </w:style>
   <w:style w:type="character" w:customStyle="1" w:styleId="color11">
     <w:name w:val="color_11"/>
-    <w:basedOn w:val="DefaultParagraphFont"/>
+    <w:basedOn w:val="a0"/>
     <w:rsid w:val="00A64AB2"/>
   </w:style>
-  <w:style w:type="paragraph" w:styleId="Header">
+  <w:style w:type="paragraph" w:styleId="a9">
     <w:name w:val="header"/>
-    <w:basedOn w:val="Normal"/>
-    <w:link w:val="HeaderChar"/>
+    <w:basedOn w:val="a"/>
+    <w:link w:val="aa"/>
     <w:uiPriority w:val="99"/>
     <w:unhideWhenUsed/>
     <w:rsid w:val="008E15EA"/>
@@ -10593,10 +10583,10 @@
       <w:szCs w:val="18"/>
     </w:rPr>
   </w:style>
-  <w:style w:type="character" w:customStyle="1" w:styleId="HeaderChar">
-    <w:name w:val="Header Char"/>
-    <w:basedOn w:val="DefaultParagraphFont"/>
-    <w:link w:val="Header"/>
+  <w:style w:type="character" w:customStyle="1" w:styleId="aa">
+    <w:name w:val="页眉 字符"/>
+    <w:basedOn w:val="a0"/>
+    <w:link w:val="a9"/>
     <w:uiPriority w:val="99"/>
     <w:rsid w:val="008E15EA"/>
     <w:rPr>
@@ -10607,10 +10597,10 @@
       <w:lang w:eastAsia="fr-FR" w:bidi="fr-FR"/>
     </w:rPr>
   </w:style>
-  <w:style w:type="paragraph" w:styleId="Footer">
+  <w:style w:type="paragraph" w:styleId="ab">
     <w:name w:val="footer"/>
-    <w:basedOn w:val="Normal"/>
-    <w:link w:val="FooterChar"/>
+    <w:basedOn w:val="a"/>
+    <w:link w:val="ac"/>
     <w:uiPriority w:val="99"/>
     <w:unhideWhenUsed/>
     <w:rsid w:val="008E15EA"/>
@@ -10626,10 +10616,10 @@
       <w:szCs w:val="18"/>
     </w:rPr>
   </w:style>
-  <w:style w:type="character" w:customStyle="1" w:styleId="FooterChar">
-    <w:name w:val="Footer Char"/>
-    <w:basedOn w:val="DefaultParagraphFont"/>
-    <w:link w:val="Footer"/>
+  <w:style w:type="character" w:customStyle="1" w:styleId="ac">
+    <w:name w:val="页脚 字符"/>
+    <w:basedOn w:val="a0"/>
+    <w:link w:val="ab"/>
     <w:uiPriority w:val="99"/>
     <w:rsid w:val="008E15EA"/>
     <w:rPr>
@@ -10640,9 +10630,9 @@
       <w:lang w:eastAsia="fr-FR" w:bidi="fr-FR"/>
     </w:rPr>
   </w:style>
-  <w:style w:type="table" w:styleId="TableGrid">
+  <w:style w:type="table" w:styleId="ad">
     <w:name w:val="Table Grid"/>
-    <w:basedOn w:val="TableNormal"/>
+    <w:basedOn w:val="a1"/>
     <w:uiPriority w:val="39"/>
     <w:rsid w:val="00F16550"/>
     <w:tblPr>
@@ -10656,9 +10646,9 @@
       </w:tblBorders>
     </w:tblPr>
   </w:style>
-  <w:style w:type="paragraph" w:styleId="NormalWeb">
+  <w:style w:type="paragraph" w:styleId="ae">
     <w:name w:val="Normal (Web)"/>
-    <w:basedOn w:val="Normal"/>
+    <w:basedOn w:val="a"/>
     <w:uiPriority w:val="99"/>
     <w:semiHidden/>
     <w:unhideWhenUsed/>
